--- a/Tailored_CVs/Shinoy_Amaris_Consulting____Part_of_Mantu_Senior_Consultant_System_Test.docx
+++ b/Tailored_CVs/Shinoy_Amaris_Consulting____Part_of_Mantu_Senior_Consultant_System_Test.docx
@@ -70,7 +70,7 @@
           <w:b w:val="0"/>
           <w:sz w:val="19"/>
         </w:rPr>
-        <w:t>QA Automation Engineer with over 8 years of experience testing complex enterprise systems and building scalable automation frameworks. I have hands-on experience designing manual and automated test cases, analyzing functional requirements, and investigating defects to ensure release readiness. I also utilize AI tools like Gemini Code Assist to streamline test generation and deployment workflows.</w:t>
+        <w:t>I am a QA automation engineer with over 8 years of experience testing software systems in regulated environments. My background includes building robust test automation frameworks with Java and Playwright, designing structured test plans, and managing end-to-end defect tracking. I have also used tools like Gemini Code Assist to streamline test script generation and improve team efficiency.</w:t>
       </w:r>
     </w:p>
     <w:p>
@@ -288,7 +288,7 @@
           <w:b w:val="0"/>
           <w:sz w:val="18"/>
         </w:rPr>
-        <w:t>▸ Translate system requirements into measurable test cases covering core functions, system interactions, failure modes, and edge cases for regulated financial and banking systems.</w:t>
+        <w:t>▸ Translated system requirements into measurable test cases covering core functions, edge cases, and failure modes across financial and enterprise applications.</w:t>
       </w:r>
     </w:p>
     <w:p>
@@ -301,7 +301,7 @@
           <w:b w:val="0"/>
           <w:sz w:val="18"/>
         </w:rPr>
-        <w:t>▸ Design and maintain manual and automated system test scripts using Java Selenium, TypeScript Playwright, and BDD Cucumber verification frameworks.</w:t>
+        <w:t>▸ Designed and maintained automated system test scripts using Java Selenium, Playwright, and BDD Cucumber frameworks to ensure high release quality.</w:t>
       </w:r>
     </w:p>
     <w:p>
@@ -314,7 +314,7 @@
           <w:b w:val="0"/>
           <w:sz w:val="18"/>
         </w:rPr>
-        <w:t>▸ Execute functional, integration, regression, and release verification tests, tracking defects through to closure using JIRA and HP ALM.</w:t>
+        <w:t>▸ Executed functional, integration, regression, and release verification tests while analyzing results and tracking defects through to closure in JIRA.</w:t>
       </w:r>
     </w:p>
     <w:p>
@@ -327,7 +327,7 @@
           <w:b w:val="0"/>
           <w:sz w:val="18"/>
         </w:rPr>
-        <w:t>▸ Streamline complex test generation and deployment scripts utilizing AI tools like Gemini Code Assist to improve verification efficiency.</w:t>
+        <w:t>▸ Streamlined test generation and deployment scripts utilizing AI tools like Gemini Code Assist to accelerate the verification process.</w:t>
       </w:r>
     </w:p>
     <w:p>
